--- a/unicesumar/engenharia-software/modulo-1/fundamentos-arquiteturas-computadores/atividades/mapa/mapa.docx
+++ b/unicesumar/engenharia-software/modulo-1/fundamentos-arquiteturas-computadores/atividades/mapa/mapa.docx
@@ -718,6 +718,55 @@
           <w:szCs w:val="24"/>
         </w:rPr>
       </w:pPr>
+    </w:p>
+    <w:p>
+      <w:pPr>
+        <w:jc w:val="both"/>
+        <w:rPr>
+          <w:rFonts w:ascii="Times New Roman" w:hAnsi="Times New Roman"/>
+          <w:sz w:val="24"/>
+          <w:szCs w:val="24"/>
+        </w:rPr>
+      </w:pPr>
+      <w:r>
+        <w:rPr>
+          <w:rFonts w:ascii="Times New Roman" w:hAnsi="Times New Roman"/>
+          <w:sz w:val="24"/>
+          <w:szCs w:val="24"/>
+        </w:rPr>
+        <w:lastRenderedPageBreak/>
+        <w:br w:type="page"/>
+      </w:r>
+    </w:p>
+    <w:p>
+      <w:pPr>
+        <w:spacing w:line="360" w:lineRule="auto"/>
+        <w:jc w:val="both"/>
+        <w:rPr>
+          <w:rFonts w:ascii="Times New Roman" w:hAnsi="Times New Roman"/>
+          <w:sz w:val="24"/>
+          <w:szCs w:val="24"/>
+        </w:rPr>
+      </w:pPr>
+      <w:r>
+        <w:rPr>
+          <w:rFonts w:ascii="Times New Roman" w:hAnsi="Times New Roman"/>
+          <w:b/>
+          <w:bCs/>
+          <w:sz w:val="24"/>
+          <w:szCs w:val="24"/>
+        </w:rPr>
+        <w:lastRenderedPageBreak/>
+        <w:t>Referências</w:t>
+      </w:r>
+      <w:r>
+        <w:rPr>
+          <w:rFonts w:ascii="Times New Roman" w:hAnsi="Times New Roman"/>
+          <w:sz w:val="24"/>
+          <w:szCs w:val="24"/>
+        </w:rPr>
+        <w:t>:</w:t>
+      </w:r>
     </w:p>
     <w:p>
       <w:pPr>
